--- a/muqin-handout.docx
+++ b/muqin-handout.docx
@@ -4108,7 +4108,7 @@
                 <w:b w:val="0"/>
                 <w:sz w:val="21"/>
               </w:rPr>
-              <w:t>—</w:t>
+              <w:t>漕「漼」作聲</w:t>
             </w:r>
           </w:p>
         </w:tc>
@@ -5780,7 +5780,6 @@
         <w:tc>
           <w:tcPr>
             <w:tcW w:type="dxa" w:w="850"/>
-            <w:vMerge w:val="restart"/>
             <w:vAlign w:val="center"/>
           </w:tcPr>
           <w:p>
@@ -5802,7 +5801,6 @@
         <w:tc>
           <w:tcPr>
             <w:tcW w:type="dxa" w:w="1304"/>
-            <w:vMerge w:val="restart"/>
             <w:vAlign w:val="center"/>
           </w:tcPr>
           <w:p>
@@ -5858,65 +5856,6 @@
                 <w:sz w:val="21"/>
               </w:rPr>
               <w:t>「擰」肉、「擰」乾、「擰」耳朵（用手指夾住皮肉旋轉）</w:t>
-            </w:r>
-          </w:p>
-        </w:tc>
-      </w:tr>
-      <w:tr>
-        <w:trPr>
-          <w:cantSplit/>
-        </w:trPr>
-        <w:tc>
-          <w:tcPr>
-            <w:tcW w:type="dxa" w:w="850"/>
-            <w:vMerge/>
-          </w:tcPr>
-          <w:p/>
-        </w:tc>
-        <w:tc>
-          <w:tcPr>
-            <w:tcW w:type="dxa" w:w="1304"/>
-            <w:vMerge/>
-          </w:tcPr>
-          <w:p/>
-        </w:tc>
-        <w:tc>
-          <w:tcPr>
-            <w:tcW w:type="dxa" w:w="3175"/>
-            <w:vAlign w:val="center"/>
-          </w:tcPr>
-          <w:p>
-            <w:pPr>
-              <w:spacing w:after="20"/>
-            </w:pPr>
-            <w:r/>
-            <w:r>
-              <w:rPr>
-                <w:rFonts w:ascii="Times New Roman" w:hAnsi="Times New Roman" w:eastAsia="標楷體"/>
-                <w:b w:val="0"/>
-                <w:sz w:val="21"/>
-              </w:rPr>
-              <w:t>僵，形</w:t>
-            </w:r>
-          </w:p>
-        </w:tc>
-        <w:tc>
-          <w:tcPr>
-            <w:tcW w:type="dxa" w:w="4309"/>
-            <w:vAlign w:val="center"/>
-          </w:tcPr>
-          <w:p>
-            <w:pPr>
-              <w:spacing w:after="20"/>
-            </w:pPr>
-            <w:r/>
-            <w:r>
-              <w:rPr>
-                <w:rFonts w:ascii="Times New Roman" w:hAnsi="Times New Roman" w:eastAsia="標楷體"/>
-                <w:b w:val="0"/>
-                <w:sz w:val="21"/>
-              </w:rPr>
-              <w:t>他們不知為何事弄「擰」了，直到現在還沒和好</w:t>
             </w:r>
           </w:p>
         </w:tc>
@@ -8743,7 +8682,6 @@
         <w:tc>
           <w:tcPr>
             <w:tcW w:type="dxa" w:w="850"/>
-            <w:vMerge w:val="restart"/>
             <w:vAlign w:val="center"/>
           </w:tcPr>
           <w:p>
@@ -8765,7 +8703,6 @@
         <w:tc>
           <w:tcPr>
             <w:tcW w:type="dxa" w:w="1304"/>
-            <w:vMerge w:val="restart"/>
             <w:vAlign w:val="center"/>
           </w:tcPr>
           <w:p>
@@ -8800,7 +8737,7 @@
                 <w:b w:val="0"/>
                 <w:sz w:val="21"/>
               </w:rPr>
-              <w:t>一種腹中結硬塊的病症，名</w:t>
+              <w:t>一種腹中結硬塊的病症，名　◆「癥結」比喻病根或事理疑難困阻的關鍵</w:t>
             </w:r>
           </w:p>
         </w:tc>
@@ -8820,66 +8757,7 @@
                 <w:b w:val="0"/>
                 <w:sz w:val="21"/>
               </w:rPr>
-              <w:t>病「癥」</w:t>
-            </w:r>
-          </w:p>
-        </w:tc>
-      </w:tr>
-      <w:tr>
-        <w:trPr>
-          <w:cantSplit/>
-        </w:trPr>
-        <w:tc>
-          <w:tcPr>
-            <w:tcW w:type="dxa" w:w="850"/>
-            <w:vMerge/>
-          </w:tcPr>
-          <w:p/>
-        </w:tc>
-        <w:tc>
-          <w:tcPr>
-            <w:tcW w:type="dxa" w:w="1304"/>
-            <w:vMerge/>
-          </w:tcPr>
-          <w:p/>
-        </w:tc>
-        <w:tc>
-          <w:tcPr>
-            <w:tcW w:type="dxa" w:w="3175"/>
-            <w:vAlign w:val="center"/>
-          </w:tcPr>
-          <w:p>
-            <w:pPr>
-              <w:spacing w:after="20"/>
-            </w:pPr>
-            <w:r/>
-            <w:r>
-              <w:rPr>
-                <w:rFonts w:ascii="Times New Roman" w:hAnsi="Times New Roman" w:eastAsia="標楷體"/>
-                <w:b w:val="0"/>
-                <w:sz w:val="21"/>
-              </w:rPr>
-              <w:t>比喻病根或事理疑難困阻的關鍵，名</w:t>
-            </w:r>
-          </w:p>
-        </w:tc>
-        <w:tc>
-          <w:tcPr>
-            <w:tcW w:type="dxa" w:w="4309"/>
-            <w:vAlign w:val="center"/>
-          </w:tcPr>
-          <w:p>
-            <w:pPr>
-              <w:spacing w:after="20"/>
-            </w:pPr>
-            <w:r/>
-            <w:r>
-              <w:rPr>
-                <w:rFonts w:ascii="Times New Roman" w:hAnsi="Times New Roman" w:eastAsia="標楷體"/>
-                <w:b w:val="0"/>
-                <w:sz w:val="21"/>
-              </w:rPr>
-              <w:t>「癥」結</w:t>
+              <w:t>病「癥」、「癥」結</w:t>
             </w:r>
           </w:p>
         </w:tc>
